--- a/6_Allegati/architettura.docx
+++ b/6_Allegati/architettura.docx
@@ -9,9 +9,8 @@
       <w:r>
         <w:t>Architettura</w:t>
       </w:r>
-      <w:bookmarkStart w:id="0" w:name="_GoBack"/>
-      <w:bookmarkEnd w:id="0"/>
     </w:p>
+    <w:p/>
     <w:p>
       <w:pPr>
         <w:jc w:val="center"/>
@@ -21,9 +20,9 @@
           <w:noProof/>
         </w:rPr>
         <w:drawing>
-          <wp:inline distT="0" distB="0" distL="0" distR="0" wp14:anchorId="49DC2F25" wp14:editId="3484BB0E">
-            <wp:extent cx="4404360" cy="1115695"/>
-            <wp:effectExtent l="0" t="0" r="0" b="8255"/>
+          <wp:inline distT="0" distB="0" distL="0" distR="0" wp14:anchorId="49DC2F25" wp14:editId="74857F6B">
+            <wp:extent cx="5911684" cy="1174993"/>
+            <wp:effectExtent l="0" t="0" r="0" b="6350"/>
             <wp:docPr id="3" name="Immagine 3"/>
             <wp:cNvGraphicFramePr>
               <a:graphicFrameLocks xmlns:a="http://schemas.openxmlformats.org/drawingml/2006/main" noChangeAspect="1"/>
@@ -38,14 +37,13 @@
                     </pic:cNvPicPr>
                   </pic:nvPicPr>
                   <pic:blipFill>
-                    <a:blip r:embed="rId5">
+                    <a:blip r:embed="rId6">
                       <a:extLst>
                         <a:ext uri="{28A0092B-C50C-407E-A947-70E740481C1C}">
                           <a14:useLocalDpi xmlns:a14="http://schemas.microsoft.com/office/drawing/2010/main" val="0"/>
                         </a:ext>
                       </a:extLst>
                     </a:blip>
-                    <a:srcRect/>
                     <a:stretch>
                       <a:fillRect/>
                     </a:stretch>
@@ -53,7 +51,7 @@
                   <pic:spPr bwMode="auto">
                     <a:xfrm>
                       <a:off x="0" y="0"/>
-                      <a:ext cx="4404360" cy="1115695"/>
+                      <a:ext cx="5911684" cy="1174993"/>
                     </a:xfrm>
                     <a:prstGeom prst="rect">
                       <a:avLst/>
@@ -71,14 +69,657 @@
       </w:r>
     </w:p>
     <w:p/>
+    <w:p>
+      <w:pPr>
+        <w:spacing w:after="0"/>
+        <w:rPr>
+          <w:sz w:val="20"/>
+          <w:szCs w:val="20"/>
+        </w:rPr>
+      </w:pPr>
+      <w:r>
+        <w:rPr>
+          <w:sz w:val="20"/>
+          <w:szCs w:val="20"/>
+        </w:rPr>
+        <w:t xml:space="preserve">La pagina web rappresenta l'interfaccia principale attraverso la quale </w:t>
+      </w:r>
+      <w:r>
+        <w:rPr>
+          <w:sz w:val="20"/>
+          <w:szCs w:val="20"/>
+        </w:rPr>
+        <w:t xml:space="preserve">i </w:t>
+      </w:r>
+      <w:r>
+        <w:rPr>
+          <w:sz w:val="20"/>
+          <w:szCs w:val="20"/>
+        </w:rPr>
+        <w:t xml:space="preserve">clienti, </w:t>
+      </w:r>
+      <w:r>
+        <w:rPr>
+          <w:sz w:val="20"/>
+          <w:szCs w:val="20"/>
+        </w:rPr>
+        <w:t xml:space="preserve">i </w:t>
+      </w:r>
+      <w:r>
+        <w:rPr>
+          <w:sz w:val="20"/>
+          <w:szCs w:val="20"/>
+        </w:rPr>
+        <w:t xml:space="preserve">vendor e </w:t>
+      </w:r>
+      <w:r>
+        <w:rPr>
+          <w:sz w:val="20"/>
+          <w:szCs w:val="20"/>
+        </w:rPr>
+        <w:t>l’admin</w:t>
+      </w:r>
+      <w:r>
+        <w:rPr>
+          <w:sz w:val="20"/>
+          <w:szCs w:val="20"/>
+        </w:rPr>
+        <w:t xml:space="preserve"> interagiscono con il servizio. Le porte di comunicazione utilizzate sono le seguenti:</w:t>
+      </w:r>
+    </w:p>
+    <w:p>
+      <w:pPr>
+        <w:pStyle w:val="Paragrafoelenco"/>
+        <w:numPr>
+          <w:ilvl w:val="0"/>
+          <w:numId w:val="4"/>
+        </w:numPr>
+        <w:spacing w:after="0"/>
+        <w:rPr>
+          <w:sz w:val="20"/>
+          <w:szCs w:val="20"/>
+        </w:rPr>
+      </w:pPr>
+      <w:r>
+        <w:rPr>
+          <w:sz w:val="20"/>
+          <w:szCs w:val="20"/>
+        </w:rPr>
+        <w:t>443: per il traffico HTTPS verso il web server</w:t>
+      </w:r>
+      <w:r>
+        <w:rPr>
+          <w:sz w:val="20"/>
+          <w:szCs w:val="20"/>
+        </w:rPr>
+        <w:t xml:space="preserve"> (forzato, disattivando la 80)</w:t>
+      </w:r>
+      <w:r>
+        <w:rPr>
+          <w:sz w:val="20"/>
+          <w:szCs w:val="20"/>
+        </w:rPr>
+        <w:t>.</w:t>
+      </w:r>
+    </w:p>
+    <w:p>
+      <w:pPr>
+        <w:pStyle w:val="Paragrafoelenco"/>
+        <w:numPr>
+          <w:ilvl w:val="0"/>
+          <w:numId w:val="4"/>
+        </w:numPr>
+        <w:spacing w:after="0"/>
+        <w:rPr>
+          <w:sz w:val="20"/>
+          <w:szCs w:val="20"/>
+        </w:rPr>
+      </w:pPr>
+      <w:r>
+        <w:rPr>
+          <w:sz w:val="20"/>
+          <w:szCs w:val="20"/>
+        </w:rPr>
+        <w:t>8080: per l'accesso al servizio in ambiente di test.</w:t>
+      </w:r>
+    </w:p>
+    <w:p>
+      <w:pPr>
+        <w:pStyle w:val="Paragrafoelenco"/>
+        <w:numPr>
+          <w:ilvl w:val="0"/>
+          <w:numId w:val="4"/>
+        </w:numPr>
+        <w:spacing w:after="0"/>
+        <w:rPr>
+          <w:sz w:val="20"/>
+          <w:szCs w:val="20"/>
+        </w:rPr>
+      </w:pPr>
+      <w:r>
+        <w:rPr>
+          <w:sz w:val="20"/>
+          <w:szCs w:val="20"/>
+        </w:rPr>
+        <w:t>3306: per la comunicazione tra il web server e il database.</w:t>
+      </w:r>
+    </w:p>
+    <w:p>
+      <w:pPr>
+        <w:spacing w:after="0"/>
+        <w:rPr>
+          <w:sz w:val="20"/>
+          <w:szCs w:val="20"/>
+        </w:rPr>
+      </w:pPr>
+      <w:r>
+        <w:rPr>
+          <w:sz w:val="20"/>
+          <w:szCs w:val="20"/>
+        </w:rPr>
+        <w:t xml:space="preserve">Il web server sarà una macchina </w:t>
+      </w:r>
+      <w:r>
+        <w:rPr>
+          <w:sz w:val="20"/>
+          <w:szCs w:val="20"/>
+        </w:rPr>
+        <w:t>U</w:t>
+      </w:r>
+      <w:r>
+        <w:rPr>
+          <w:sz w:val="20"/>
+          <w:szCs w:val="20"/>
+        </w:rPr>
+        <w:t>buntu</w:t>
+      </w:r>
+      <w:r>
+        <w:rPr>
+          <w:sz w:val="20"/>
+          <w:szCs w:val="20"/>
+        </w:rPr>
+        <w:t>, e per rendere sicure le connessioni verrà utilizzato un certificato SSL.</w:t>
+      </w:r>
+      <w:bookmarkStart w:id="0" w:name="_GoBack"/>
+      <w:bookmarkEnd w:id="0"/>
+    </w:p>
     <w:sectPr>
-      <w:pgSz w:w="16838" w:h="11906" w:orient="landscape"/>
-      <w:pgMar w:top="1134" w:right="1417" w:bottom="1134" w:left="1134" w:header="708" w:footer="708" w:gutter="0"/>
+      <w:pgSz w:w="11906" w:h="16838"/>
+      <w:pgMar w:top="1417" w:right="1134" w:bottom="1134" w:left="1134" w:header="708" w:footer="708" w:gutter="0"/>
       <w:cols w:space="708"/>
       <w:docGrid w:linePitch="360"/>
     </w:sectPr>
   </w:body>
 </w:document>
+</file>
+
+<file path=word/numbering.xml><?xml version="1.0" encoding="utf-8"?>
+<w:numbering xmlns:wpc="http://schemas.microsoft.com/office/word/2010/wordprocessingCanvas" xmlns:cx="http://schemas.microsoft.com/office/drawing/2014/chartex" xmlns:cx1="http://schemas.microsoft.com/office/drawing/2015/9/8/chartex" xmlns:cx2="http://schemas.microsoft.com/office/drawing/2015/10/21/chartex" xmlns:cx3="http://schemas.microsoft.com/office/drawing/2016/5/9/chartex" xmlns:cx4="http://schemas.microsoft.com/office/drawing/2016/5/10/chartex" xmlns:cx5="http://schemas.microsoft.com/office/drawing/2016/5/11/chartex" xmlns:cx6="http://schemas.microsoft.com/office/drawing/2016/5/12/chartex" xmlns:cx7="http://schemas.microsoft.com/office/drawing/2016/5/13/chartex" xmlns:cx8="http://schemas.microsoft.com/office/drawing/2016/5/14/chartex" xmlns:mc="http://schemas.openxmlformats.org/markup-compatibility/2006" xmlns:aink="http://schemas.microsoft.com/office/drawing/2016/ink" xmlns:am3d="http://schemas.microsoft.com/office/drawing/2017/model3d" xmlns:o="urn:schemas-microsoft-com:office:office" xmlns:r="http://schemas.openxmlformats.org/officeDocument/2006/relationships" xmlns:m="http://schemas.openxmlformats.org/officeDocument/2006/math" xmlns:v="urn:schemas-microsoft-com:vml" xmlns:wp14="http://schemas.microsoft.com/office/word/2010/wordprocessingDrawing" xmlns:wp="http://schemas.openxmlformats.org/drawingml/2006/wordprocessingDrawing" xmlns:w10="urn:schemas-microsoft-com:office:word" xmlns:w="http://schemas.openxmlformats.org/wordprocessingml/2006/main" xmlns:w14="http://schemas.microsoft.com/office/word/2010/wordml" xmlns:w15="http://schemas.microsoft.com/office/word/2012/wordml" xmlns:w16cid="http://schemas.microsoft.com/office/word/2016/wordml/cid" xmlns:w16se="http://schemas.microsoft.com/office/word/2015/wordml/symex" xmlns:wpg="http://schemas.microsoft.com/office/word/2010/wordprocessingGroup" xmlns:wpi="http://schemas.microsoft.com/office/word/2010/wordprocessingInk" xmlns:wne="http://schemas.microsoft.com/office/word/2006/wordml" xmlns:wps="http://schemas.microsoft.com/office/word/2010/wordprocessingShape" mc:Ignorable="w14 w15 w16se w16cid wp14">
+  <w:abstractNum w:abstractNumId="0" w15:restartNumberingAfterBreak="0">
+    <w:nsid w:val="04FF4B9B"/>
+    <w:multiLevelType w:val="hybridMultilevel"/>
+    <w:tmpl w:val="6CB24158"/>
+    <w:lvl w:ilvl="0" w:tplc="08100001">
+      <w:start w:val="1"/>
+      <w:numFmt w:val="bullet"/>
+      <w:lvlText w:val=""/>
+      <w:lvlJc w:val="left"/>
+      <w:pPr>
+        <w:ind w:left="720" w:hanging="360"/>
+      </w:pPr>
+      <w:rPr>
+        <w:rFonts w:ascii="Symbol" w:hAnsi="Symbol" w:hint="default"/>
+      </w:rPr>
+    </w:lvl>
+    <w:lvl w:ilvl="1" w:tplc="08100003" w:tentative="1">
+      <w:start w:val="1"/>
+      <w:numFmt w:val="bullet"/>
+      <w:lvlText w:val="o"/>
+      <w:lvlJc w:val="left"/>
+      <w:pPr>
+        <w:ind w:left="1440" w:hanging="360"/>
+      </w:pPr>
+      <w:rPr>
+        <w:rFonts w:ascii="Courier New" w:hAnsi="Courier New" w:cs="Courier New" w:hint="default"/>
+      </w:rPr>
+    </w:lvl>
+    <w:lvl w:ilvl="2" w:tplc="08100005" w:tentative="1">
+      <w:start w:val="1"/>
+      <w:numFmt w:val="bullet"/>
+      <w:lvlText w:val=""/>
+      <w:lvlJc w:val="left"/>
+      <w:pPr>
+        <w:ind w:left="2160" w:hanging="360"/>
+      </w:pPr>
+      <w:rPr>
+        <w:rFonts w:ascii="Wingdings" w:hAnsi="Wingdings" w:hint="default"/>
+      </w:rPr>
+    </w:lvl>
+    <w:lvl w:ilvl="3" w:tplc="08100001" w:tentative="1">
+      <w:start w:val="1"/>
+      <w:numFmt w:val="bullet"/>
+      <w:lvlText w:val=""/>
+      <w:lvlJc w:val="left"/>
+      <w:pPr>
+        <w:ind w:left="2880" w:hanging="360"/>
+      </w:pPr>
+      <w:rPr>
+        <w:rFonts w:ascii="Symbol" w:hAnsi="Symbol" w:hint="default"/>
+      </w:rPr>
+    </w:lvl>
+    <w:lvl w:ilvl="4" w:tplc="08100003" w:tentative="1">
+      <w:start w:val="1"/>
+      <w:numFmt w:val="bullet"/>
+      <w:lvlText w:val="o"/>
+      <w:lvlJc w:val="left"/>
+      <w:pPr>
+        <w:ind w:left="3600" w:hanging="360"/>
+      </w:pPr>
+      <w:rPr>
+        <w:rFonts w:ascii="Courier New" w:hAnsi="Courier New" w:cs="Courier New" w:hint="default"/>
+      </w:rPr>
+    </w:lvl>
+    <w:lvl w:ilvl="5" w:tplc="08100005" w:tentative="1">
+      <w:start w:val="1"/>
+      <w:numFmt w:val="bullet"/>
+      <w:lvlText w:val=""/>
+      <w:lvlJc w:val="left"/>
+      <w:pPr>
+        <w:ind w:left="4320" w:hanging="360"/>
+      </w:pPr>
+      <w:rPr>
+        <w:rFonts w:ascii="Wingdings" w:hAnsi="Wingdings" w:hint="default"/>
+      </w:rPr>
+    </w:lvl>
+    <w:lvl w:ilvl="6" w:tplc="08100001" w:tentative="1">
+      <w:start w:val="1"/>
+      <w:numFmt w:val="bullet"/>
+      <w:lvlText w:val=""/>
+      <w:lvlJc w:val="left"/>
+      <w:pPr>
+        <w:ind w:left="5040" w:hanging="360"/>
+      </w:pPr>
+      <w:rPr>
+        <w:rFonts w:ascii="Symbol" w:hAnsi="Symbol" w:hint="default"/>
+      </w:rPr>
+    </w:lvl>
+    <w:lvl w:ilvl="7" w:tplc="08100003" w:tentative="1">
+      <w:start w:val="1"/>
+      <w:numFmt w:val="bullet"/>
+      <w:lvlText w:val="o"/>
+      <w:lvlJc w:val="left"/>
+      <w:pPr>
+        <w:ind w:left="5760" w:hanging="360"/>
+      </w:pPr>
+      <w:rPr>
+        <w:rFonts w:ascii="Courier New" w:hAnsi="Courier New" w:cs="Courier New" w:hint="default"/>
+      </w:rPr>
+    </w:lvl>
+    <w:lvl w:ilvl="8" w:tplc="08100005" w:tentative="1">
+      <w:start w:val="1"/>
+      <w:numFmt w:val="bullet"/>
+      <w:lvlText w:val=""/>
+      <w:lvlJc w:val="left"/>
+      <w:pPr>
+        <w:ind w:left="6480" w:hanging="360"/>
+      </w:pPr>
+      <w:rPr>
+        <w:rFonts w:ascii="Wingdings" w:hAnsi="Wingdings" w:hint="default"/>
+      </w:rPr>
+    </w:lvl>
+  </w:abstractNum>
+  <w:abstractNum w:abstractNumId="1" w15:restartNumberingAfterBreak="0">
+    <w:nsid w:val="55D810CB"/>
+    <w:multiLevelType w:val="hybridMultilevel"/>
+    <w:tmpl w:val="C15C5AFC"/>
+    <w:lvl w:ilvl="0" w:tplc="08100001">
+      <w:start w:val="1"/>
+      <w:numFmt w:val="bullet"/>
+      <w:lvlText w:val=""/>
+      <w:lvlJc w:val="left"/>
+      <w:pPr>
+        <w:ind w:left="773" w:hanging="360"/>
+      </w:pPr>
+      <w:rPr>
+        <w:rFonts w:ascii="Symbol" w:hAnsi="Symbol" w:hint="default"/>
+      </w:rPr>
+    </w:lvl>
+    <w:lvl w:ilvl="1" w:tplc="08100003" w:tentative="1">
+      <w:start w:val="1"/>
+      <w:numFmt w:val="bullet"/>
+      <w:lvlText w:val="o"/>
+      <w:lvlJc w:val="left"/>
+      <w:pPr>
+        <w:ind w:left="1493" w:hanging="360"/>
+      </w:pPr>
+      <w:rPr>
+        <w:rFonts w:ascii="Courier New" w:hAnsi="Courier New" w:cs="Courier New" w:hint="default"/>
+      </w:rPr>
+    </w:lvl>
+    <w:lvl w:ilvl="2" w:tplc="08100005" w:tentative="1">
+      <w:start w:val="1"/>
+      <w:numFmt w:val="bullet"/>
+      <w:lvlText w:val=""/>
+      <w:lvlJc w:val="left"/>
+      <w:pPr>
+        <w:ind w:left="2213" w:hanging="360"/>
+      </w:pPr>
+      <w:rPr>
+        <w:rFonts w:ascii="Wingdings" w:hAnsi="Wingdings" w:hint="default"/>
+      </w:rPr>
+    </w:lvl>
+    <w:lvl w:ilvl="3" w:tplc="08100001" w:tentative="1">
+      <w:start w:val="1"/>
+      <w:numFmt w:val="bullet"/>
+      <w:lvlText w:val=""/>
+      <w:lvlJc w:val="left"/>
+      <w:pPr>
+        <w:ind w:left="2933" w:hanging="360"/>
+      </w:pPr>
+      <w:rPr>
+        <w:rFonts w:ascii="Symbol" w:hAnsi="Symbol" w:hint="default"/>
+      </w:rPr>
+    </w:lvl>
+    <w:lvl w:ilvl="4" w:tplc="08100003" w:tentative="1">
+      <w:start w:val="1"/>
+      <w:numFmt w:val="bullet"/>
+      <w:lvlText w:val="o"/>
+      <w:lvlJc w:val="left"/>
+      <w:pPr>
+        <w:ind w:left="3653" w:hanging="360"/>
+      </w:pPr>
+      <w:rPr>
+        <w:rFonts w:ascii="Courier New" w:hAnsi="Courier New" w:cs="Courier New" w:hint="default"/>
+      </w:rPr>
+    </w:lvl>
+    <w:lvl w:ilvl="5" w:tplc="08100005" w:tentative="1">
+      <w:start w:val="1"/>
+      <w:numFmt w:val="bullet"/>
+      <w:lvlText w:val=""/>
+      <w:lvlJc w:val="left"/>
+      <w:pPr>
+        <w:ind w:left="4373" w:hanging="360"/>
+      </w:pPr>
+      <w:rPr>
+        <w:rFonts w:ascii="Wingdings" w:hAnsi="Wingdings" w:hint="default"/>
+      </w:rPr>
+    </w:lvl>
+    <w:lvl w:ilvl="6" w:tplc="08100001" w:tentative="1">
+      <w:start w:val="1"/>
+      <w:numFmt w:val="bullet"/>
+      <w:lvlText w:val=""/>
+      <w:lvlJc w:val="left"/>
+      <w:pPr>
+        <w:ind w:left="5093" w:hanging="360"/>
+      </w:pPr>
+      <w:rPr>
+        <w:rFonts w:ascii="Symbol" w:hAnsi="Symbol" w:hint="default"/>
+      </w:rPr>
+    </w:lvl>
+    <w:lvl w:ilvl="7" w:tplc="08100003" w:tentative="1">
+      <w:start w:val="1"/>
+      <w:numFmt w:val="bullet"/>
+      <w:lvlText w:val="o"/>
+      <w:lvlJc w:val="left"/>
+      <w:pPr>
+        <w:ind w:left="5813" w:hanging="360"/>
+      </w:pPr>
+      <w:rPr>
+        <w:rFonts w:ascii="Courier New" w:hAnsi="Courier New" w:cs="Courier New" w:hint="default"/>
+      </w:rPr>
+    </w:lvl>
+    <w:lvl w:ilvl="8" w:tplc="08100005" w:tentative="1">
+      <w:start w:val="1"/>
+      <w:numFmt w:val="bullet"/>
+      <w:lvlText w:val=""/>
+      <w:lvlJc w:val="left"/>
+      <w:pPr>
+        <w:ind w:left="6533" w:hanging="360"/>
+      </w:pPr>
+      <w:rPr>
+        <w:rFonts w:ascii="Wingdings" w:hAnsi="Wingdings" w:hint="default"/>
+      </w:rPr>
+    </w:lvl>
+  </w:abstractNum>
+  <w:abstractNum w:abstractNumId="2" w15:restartNumberingAfterBreak="0">
+    <w:nsid w:val="716E5252"/>
+    <w:multiLevelType w:val="hybridMultilevel"/>
+    <w:tmpl w:val="A8BCC0B2"/>
+    <w:lvl w:ilvl="0" w:tplc="08100001">
+      <w:start w:val="1"/>
+      <w:numFmt w:val="bullet"/>
+      <w:lvlText w:val=""/>
+      <w:lvlJc w:val="left"/>
+      <w:pPr>
+        <w:ind w:left="720" w:hanging="360"/>
+      </w:pPr>
+      <w:rPr>
+        <w:rFonts w:ascii="Symbol" w:hAnsi="Symbol" w:hint="default"/>
+      </w:rPr>
+    </w:lvl>
+    <w:lvl w:ilvl="1" w:tplc="08100003" w:tentative="1">
+      <w:start w:val="1"/>
+      <w:numFmt w:val="bullet"/>
+      <w:lvlText w:val="o"/>
+      <w:lvlJc w:val="left"/>
+      <w:pPr>
+        <w:ind w:left="1440" w:hanging="360"/>
+      </w:pPr>
+      <w:rPr>
+        <w:rFonts w:ascii="Courier New" w:hAnsi="Courier New" w:cs="Courier New" w:hint="default"/>
+      </w:rPr>
+    </w:lvl>
+    <w:lvl w:ilvl="2" w:tplc="08100005" w:tentative="1">
+      <w:start w:val="1"/>
+      <w:numFmt w:val="bullet"/>
+      <w:lvlText w:val=""/>
+      <w:lvlJc w:val="left"/>
+      <w:pPr>
+        <w:ind w:left="2160" w:hanging="360"/>
+      </w:pPr>
+      <w:rPr>
+        <w:rFonts w:ascii="Wingdings" w:hAnsi="Wingdings" w:hint="default"/>
+      </w:rPr>
+    </w:lvl>
+    <w:lvl w:ilvl="3" w:tplc="08100001" w:tentative="1">
+      <w:start w:val="1"/>
+      <w:numFmt w:val="bullet"/>
+      <w:lvlText w:val=""/>
+      <w:lvlJc w:val="left"/>
+      <w:pPr>
+        <w:ind w:left="2880" w:hanging="360"/>
+      </w:pPr>
+      <w:rPr>
+        <w:rFonts w:ascii="Symbol" w:hAnsi="Symbol" w:hint="default"/>
+      </w:rPr>
+    </w:lvl>
+    <w:lvl w:ilvl="4" w:tplc="08100003" w:tentative="1">
+      <w:start w:val="1"/>
+      <w:numFmt w:val="bullet"/>
+      <w:lvlText w:val="o"/>
+      <w:lvlJc w:val="left"/>
+      <w:pPr>
+        <w:ind w:left="3600" w:hanging="360"/>
+      </w:pPr>
+      <w:rPr>
+        <w:rFonts w:ascii="Courier New" w:hAnsi="Courier New" w:cs="Courier New" w:hint="default"/>
+      </w:rPr>
+    </w:lvl>
+    <w:lvl w:ilvl="5" w:tplc="08100005" w:tentative="1">
+      <w:start w:val="1"/>
+      <w:numFmt w:val="bullet"/>
+      <w:lvlText w:val=""/>
+      <w:lvlJc w:val="left"/>
+      <w:pPr>
+        <w:ind w:left="4320" w:hanging="360"/>
+      </w:pPr>
+      <w:rPr>
+        <w:rFonts w:ascii="Wingdings" w:hAnsi="Wingdings" w:hint="default"/>
+      </w:rPr>
+    </w:lvl>
+    <w:lvl w:ilvl="6" w:tplc="08100001" w:tentative="1">
+      <w:start w:val="1"/>
+      <w:numFmt w:val="bullet"/>
+      <w:lvlText w:val=""/>
+      <w:lvlJc w:val="left"/>
+      <w:pPr>
+        <w:ind w:left="5040" w:hanging="360"/>
+      </w:pPr>
+      <w:rPr>
+        <w:rFonts w:ascii="Symbol" w:hAnsi="Symbol" w:hint="default"/>
+      </w:rPr>
+    </w:lvl>
+    <w:lvl w:ilvl="7" w:tplc="08100003" w:tentative="1">
+      <w:start w:val="1"/>
+      <w:numFmt w:val="bullet"/>
+      <w:lvlText w:val="o"/>
+      <w:lvlJc w:val="left"/>
+      <w:pPr>
+        <w:ind w:left="5760" w:hanging="360"/>
+      </w:pPr>
+      <w:rPr>
+        <w:rFonts w:ascii="Courier New" w:hAnsi="Courier New" w:cs="Courier New" w:hint="default"/>
+      </w:rPr>
+    </w:lvl>
+    <w:lvl w:ilvl="8" w:tplc="08100005" w:tentative="1">
+      <w:start w:val="1"/>
+      <w:numFmt w:val="bullet"/>
+      <w:lvlText w:val=""/>
+      <w:lvlJc w:val="left"/>
+      <w:pPr>
+        <w:ind w:left="6480" w:hanging="360"/>
+      </w:pPr>
+      <w:rPr>
+        <w:rFonts w:ascii="Wingdings" w:hAnsi="Wingdings" w:hint="default"/>
+      </w:rPr>
+    </w:lvl>
+  </w:abstractNum>
+  <w:abstractNum w:abstractNumId="3" w15:restartNumberingAfterBreak="0">
+    <w:nsid w:val="79102060"/>
+    <w:multiLevelType w:val="hybridMultilevel"/>
+    <w:tmpl w:val="7870C630"/>
+    <w:lvl w:ilvl="0" w:tplc="08100001">
+      <w:start w:val="1"/>
+      <w:numFmt w:val="bullet"/>
+      <w:lvlText w:val=""/>
+      <w:lvlJc w:val="left"/>
+      <w:pPr>
+        <w:ind w:left="720" w:hanging="360"/>
+      </w:pPr>
+      <w:rPr>
+        <w:rFonts w:ascii="Symbol" w:hAnsi="Symbol" w:hint="default"/>
+      </w:rPr>
+    </w:lvl>
+    <w:lvl w:ilvl="1" w:tplc="08100003" w:tentative="1">
+      <w:start w:val="1"/>
+      <w:numFmt w:val="bullet"/>
+      <w:lvlText w:val="o"/>
+      <w:lvlJc w:val="left"/>
+      <w:pPr>
+        <w:ind w:left="1440" w:hanging="360"/>
+      </w:pPr>
+      <w:rPr>
+        <w:rFonts w:ascii="Courier New" w:hAnsi="Courier New" w:cs="Courier New" w:hint="default"/>
+      </w:rPr>
+    </w:lvl>
+    <w:lvl w:ilvl="2" w:tplc="08100005" w:tentative="1">
+      <w:start w:val="1"/>
+      <w:numFmt w:val="bullet"/>
+      <w:lvlText w:val=""/>
+      <w:lvlJc w:val="left"/>
+      <w:pPr>
+        <w:ind w:left="2160" w:hanging="360"/>
+      </w:pPr>
+      <w:rPr>
+        <w:rFonts w:ascii="Wingdings" w:hAnsi="Wingdings" w:hint="default"/>
+      </w:rPr>
+    </w:lvl>
+    <w:lvl w:ilvl="3" w:tplc="08100001" w:tentative="1">
+      <w:start w:val="1"/>
+      <w:numFmt w:val="bullet"/>
+      <w:lvlText w:val=""/>
+      <w:lvlJc w:val="left"/>
+      <w:pPr>
+        <w:ind w:left="2880" w:hanging="360"/>
+      </w:pPr>
+      <w:rPr>
+        <w:rFonts w:ascii="Symbol" w:hAnsi="Symbol" w:hint="default"/>
+      </w:rPr>
+    </w:lvl>
+    <w:lvl w:ilvl="4" w:tplc="08100003" w:tentative="1">
+      <w:start w:val="1"/>
+      <w:numFmt w:val="bullet"/>
+      <w:lvlText w:val="o"/>
+      <w:lvlJc w:val="left"/>
+      <w:pPr>
+        <w:ind w:left="3600" w:hanging="360"/>
+      </w:pPr>
+      <w:rPr>
+        <w:rFonts w:ascii="Courier New" w:hAnsi="Courier New" w:cs="Courier New" w:hint="default"/>
+      </w:rPr>
+    </w:lvl>
+    <w:lvl w:ilvl="5" w:tplc="08100005" w:tentative="1">
+      <w:start w:val="1"/>
+      <w:numFmt w:val="bullet"/>
+      <w:lvlText w:val=""/>
+      <w:lvlJc w:val="left"/>
+      <w:pPr>
+        <w:ind w:left="4320" w:hanging="360"/>
+      </w:pPr>
+      <w:rPr>
+        <w:rFonts w:ascii="Wingdings" w:hAnsi="Wingdings" w:hint="default"/>
+      </w:rPr>
+    </w:lvl>
+    <w:lvl w:ilvl="6" w:tplc="08100001" w:tentative="1">
+      <w:start w:val="1"/>
+      <w:numFmt w:val="bullet"/>
+      <w:lvlText w:val=""/>
+      <w:lvlJc w:val="left"/>
+      <w:pPr>
+        <w:ind w:left="5040" w:hanging="360"/>
+      </w:pPr>
+      <w:rPr>
+        <w:rFonts w:ascii="Symbol" w:hAnsi="Symbol" w:hint="default"/>
+      </w:rPr>
+    </w:lvl>
+    <w:lvl w:ilvl="7" w:tplc="08100003" w:tentative="1">
+      <w:start w:val="1"/>
+      <w:numFmt w:val="bullet"/>
+      <w:lvlText w:val="o"/>
+      <w:lvlJc w:val="left"/>
+      <w:pPr>
+        <w:ind w:left="5760" w:hanging="360"/>
+      </w:pPr>
+      <w:rPr>
+        <w:rFonts w:ascii="Courier New" w:hAnsi="Courier New" w:cs="Courier New" w:hint="default"/>
+      </w:rPr>
+    </w:lvl>
+    <w:lvl w:ilvl="8" w:tplc="08100005" w:tentative="1">
+      <w:start w:val="1"/>
+      <w:numFmt w:val="bullet"/>
+      <w:lvlText w:val=""/>
+      <w:lvlJc w:val="left"/>
+      <w:pPr>
+        <w:ind w:left="6480" w:hanging="360"/>
+      </w:pPr>
+      <w:rPr>
+        <w:rFonts w:ascii="Wingdings" w:hAnsi="Wingdings" w:hint="default"/>
+      </w:rPr>
+    </w:lvl>
+  </w:abstractNum>
+  <w:num w:numId="1">
+    <w:abstractNumId w:val="1"/>
+  </w:num>
+  <w:num w:numId="2">
+    <w:abstractNumId w:val="0"/>
+  </w:num>
+  <w:num w:numId="3">
+    <w:abstractNumId w:val="2"/>
+  </w:num>
+  <w:num w:numId="4">
+    <w:abstractNumId w:val="3"/>
+  </w:num>
+</w:numbering>
 </file>
 
 <file path=word/styles.xml><?xml version="1.0" encoding="utf-8"?>
@@ -540,6 +1181,34 @@
       <w:szCs w:val="32"/>
     </w:rPr>
   </w:style>
+  <w:style w:type="paragraph" w:styleId="Paragrafoelenco">
+    <w:name w:val="List Paragraph"/>
+    <w:basedOn w:val="Normale"/>
+    <w:uiPriority w:val="34"/>
+    <w:qFormat/>
+    <w:rsid w:val="007D1E66"/>
+    <w:pPr>
+      <w:ind w:left="720"/>
+      <w:contextualSpacing/>
+    </w:pPr>
+  </w:style>
+  <w:style w:type="paragraph" w:styleId="NormaleWeb">
+    <w:name w:val="Normal (Web)"/>
+    <w:basedOn w:val="Normale"/>
+    <w:uiPriority w:val="99"/>
+    <w:semiHidden/>
+    <w:unhideWhenUsed/>
+    <w:rsid w:val="002B11B7"/>
+    <w:pPr>
+      <w:spacing w:before="100" w:beforeAutospacing="1" w:after="100" w:afterAutospacing="1" w:line="240" w:lineRule="auto"/>
+    </w:pPr>
+    <w:rPr>
+      <w:rFonts w:ascii="Times New Roman" w:eastAsia="Times New Roman" w:hAnsi="Times New Roman" w:cs="Times New Roman"/>
+      <w:sz w:val="24"/>
+      <w:szCs w:val="24"/>
+      <w:lang w:eastAsia="it-CH"/>
+    </w:rPr>
+  </w:style>
 </w:styles>
 </file>
 
@@ -843,7 +1512,7 @@
 </file>
 
 <file path=customXml/itemProps1.xml><?xml version="1.0" encoding="utf-8"?>
-<ds:datastoreItem xmlns:ds="http://schemas.openxmlformats.org/officeDocument/2006/customXml" ds:itemID="{79C61784-3A06-4B35-AFBD-470B59E358E6}">
+<ds:datastoreItem xmlns:ds="http://schemas.openxmlformats.org/officeDocument/2006/customXml" ds:itemID="{FC5CBF32-7216-45EE-8B84-08B4852ED947}">
   <ds:schemaRefs>
     <ds:schemaRef ds:uri="http://schemas.openxmlformats.org/officeDocument/2006/bibliography"/>
   </ds:schemaRefs>

--- a/6_Allegati/architettura.docx
+++ b/6_Allegati/architettura.docx
@@ -124,7 +124,21 @@
           <w:sz w:val="20"/>
           <w:szCs w:val="20"/>
         </w:rPr>
-        <w:t xml:space="preserve"> interagiscono con il servizio. Le porte di comunicazione utilizzate sono le seguenti:</w:t>
+        <w:t xml:space="preserve"> interagiscono con il servizio</w:t>
+      </w:r>
+      <w:r>
+        <w:rPr>
+          <w:sz w:val="20"/>
+          <w:szCs w:val="20"/>
+        </w:rPr>
+        <w:t>.</w:t>
+      </w:r>
+      <w:r>
+        <w:rPr>
+          <w:sz w:val="20"/>
+          <w:szCs w:val="20"/>
+        </w:rPr>
+        <w:t xml:space="preserve"> Le porte di comunicazione utilizzate sono le seguenti:</w:t>
       </w:r>
     </w:p>
     <w:p>
@@ -217,31 +231,79 @@
           <w:sz w:val="20"/>
           <w:szCs w:val="20"/>
         </w:rPr>
-        <w:t xml:space="preserve">Il web server sarà una macchina </w:t>
-      </w:r>
-      <w:r>
-        <w:rPr>
-          <w:sz w:val="20"/>
-          <w:szCs w:val="20"/>
-        </w:rPr>
-        <w:t>U</w:t>
-      </w:r>
-      <w:r>
-        <w:rPr>
-          <w:sz w:val="20"/>
-          <w:szCs w:val="20"/>
-        </w:rPr>
-        <w:t>buntu</w:t>
-      </w:r>
-      <w:r>
-        <w:rPr>
-          <w:sz w:val="20"/>
-          <w:szCs w:val="20"/>
-        </w:rPr>
-        <w:t>, e per rendere sicure le connessioni verrà utilizzato un certificato SSL.</w:t>
+        <w:t>Il servizio verrà ospitato</w:t>
+      </w:r>
+      <w:r>
+        <w:rPr>
+          <w:sz w:val="20"/>
+          <w:szCs w:val="20"/>
+        </w:rPr>
+        <w:t xml:space="preserve"> su …</w:t>
+      </w:r>
+    </w:p>
+    <w:p>
+      <w:pPr>
+        <w:spacing w:after="0"/>
+        <w:rPr>
+          <w:sz w:val="20"/>
+          <w:szCs w:val="20"/>
+        </w:rPr>
+      </w:pPr>
+      <w:r>
+        <w:rPr>
+          <w:sz w:val="20"/>
+          <w:szCs w:val="20"/>
+        </w:rPr>
+        <w:t xml:space="preserve">Il database </w:t>
+      </w:r>
+      <w:r>
+        <w:rPr>
+          <w:sz w:val="20"/>
+          <w:szCs w:val="20"/>
+        </w:rPr>
+        <w:t xml:space="preserve">sarà un servizio </w:t>
+      </w:r>
+      <w:proofErr w:type="spellStart"/>
+      <w:r>
+        <w:rPr>
+          <w:sz w:val="20"/>
+          <w:szCs w:val="20"/>
+        </w:rPr>
+        <w:t>sql</w:t>
+      </w:r>
+      <w:proofErr w:type="spellEnd"/>
+      <w:r>
+        <w:rPr>
+          <w:sz w:val="20"/>
+          <w:szCs w:val="20"/>
+        </w:rPr>
+        <w:t xml:space="preserve">, </w:t>
+      </w:r>
+      <w:r>
+        <w:rPr>
+          <w:sz w:val="20"/>
+          <w:szCs w:val="20"/>
+        </w:rPr>
+        <w:t>mentre il Web Server</w:t>
+      </w:r>
+      <w:r>
+        <w:rPr>
+          <w:sz w:val="20"/>
+          <w:szCs w:val="20"/>
+        </w:rPr>
+        <w:t xml:space="preserve"> sfrutterà una tecnologia </w:t>
       </w:r>
       <w:bookmarkStart w:id="0" w:name="_GoBack"/>
       <w:bookmarkEnd w:id="0"/>
+    </w:p>
+    <w:p>
+      <w:pPr>
+        <w:spacing w:after="0"/>
+        <w:rPr>
+          <w:sz w:val="20"/>
+          <w:szCs w:val="20"/>
+        </w:rPr>
+      </w:pPr>
     </w:p>
     <w:sectPr>
       <w:pgSz w:w="11906" w:h="16838"/>
@@ -482,6 +544,119 @@
     </w:lvl>
   </w:abstractNum>
   <w:abstractNum w:abstractNumId="2" w15:restartNumberingAfterBreak="0">
+    <w:nsid w:val="57AA6706"/>
+    <w:multiLevelType w:val="hybridMultilevel"/>
+    <w:tmpl w:val="21423642"/>
+    <w:lvl w:ilvl="0" w:tplc="08100001">
+      <w:start w:val="1"/>
+      <w:numFmt w:val="bullet"/>
+      <w:lvlText w:val=""/>
+      <w:lvlJc w:val="left"/>
+      <w:pPr>
+        <w:ind w:left="720" w:hanging="360"/>
+      </w:pPr>
+      <w:rPr>
+        <w:rFonts w:ascii="Symbol" w:hAnsi="Symbol" w:hint="default"/>
+      </w:rPr>
+    </w:lvl>
+    <w:lvl w:ilvl="1" w:tplc="08100003" w:tentative="1">
+      <w:start w:val="1"/>
+      <w:numFmt w:val="bullet"/>
+      <w:lvlText w:val="o"/>
+      <w:lvlJc w:val="left"/>
+      <w:pPr>
+        <w:ind w:left="1440" w:hanging="360"/>
+      </w:pPr>
+      <w:rPr>
+        <w:rFonts w:ascii="Courier New" w:hAnsi="Courier New" w:cs="Courier New" w:hint="default"/>
+      </w:rPr>
+    </w:lvl>
+    <w:lvl w:ilvl="2" w:tplc="08100005" w:tentative="1">
+      <w:start w:val="1"/>
+      <w:numFmt w:val="bullet"/>
+      <w:lvlText w:val=""/>
+      <w:lvlJc w:val="left"/>
+      <w:pPr>
+        <w:ind w:left="2160" w:hanging="360"/>
+      </w:pPr>
+      <w:rPr>
+        <w:rFonts w:ascii="Wingdings" w:hAnsi="Wingdings" w:hint="default"/>
+      </w:rPr>
+    </w:lvl>
+    <w:lvl w:ilvl="3" w:tplc="08100001" w:tentative="1">
+      <w:start w:val="1"/>
+      <w:numFmt w:val="bullet"/>
+      <w:lvlText w:val=""/>
+      <w:lvlJc w:val="left"/>
+      <w:pPr>
+        <w:ind w:left="2880" w:hanging="360"/>
+      </w:pPr>
+      <w:rPr>
+        <w:rFonts w:ascii="Symbol" w:hAnsi="Symbol" w:hint="default"/>
+      </w:rPr>
+    </w:lvl>
+    <w:lvl w:ilvl="4" w:tplc="08100003" w:tentative="1">
+      <w:start w:val="1"/>
+      <w:numFmt w:val="bullet"/>
+      <w:lvlText w:val="o"/>
+      <w:lvlJc w:val="left"/>
+      <w:pPr>
+        <w:ind w:left="3600" w:hanging="360"/>
+      </w:pPr>
+      <w:rPr>
+        <w:rFonts w:ascii="Courier New" w:hAnsi="Courier New" w:cs="Courier New" w:hint="default"/>
+      </w:rPr>
+    </w:lvl>
+    <w:lvl w:ilvl="5" w:tplc="08100005" w:tentative="1">
+      <w:start w:val="1"/>
+      <w:numFmt w:val="bullet"/>
+      <w:lvlText w:val=""/>
+      <w:lvlJc w:val="left"/>
+      <w:pPr>
+        <w:ind w:left="4320" w:hanging="360"/>
+      </w:pPr>
+      <w:rPr>
+        <w:rFonts w:ascii="Wingdings" w:hAnsi="Wingdings" w:hint="default"/>
+      </w:rPr>
+    </w:lvl>
+    <w:lvl w:ilvl="6" w:tplc="08100001" w:tentative="1">
+      <w:start w:val="1"/>
+      <w:numFmt w:val="bullet"/>
+      <w:lvlText w:val=""/>
+      <w:lvlJc w:val="left"/>
+      <w:pPr>
+        <w:ind w:left="5040" w:hanging="360"/>
+      </w:pPr>
+      <w:rPr>
+        <w:rFonts w:ascii="Symbol" w:hAnsi="Symbol" w:hint="default"/>
+      </w:rPr>
+    </w:lvl>
+    <w:lvl w:ilvl="7" w:tplc="08100003" w:tentative="1">
+      <w:start w:val="1"/>
+      <w:numFmt w:val="bullet"/>
+      <w:lvlText w:val="o"/>
+      <w:lvlJc w:val="left"/>
+      <w:pPr>
+        <w:ind w:left="5760" w:hanging="360"/>
+      </w:pPr>
+      <w:rPr>
+        <w:rFonts w:ascii="Courier New" w:hAnsi="Courier New" w:cs="Courier New" w:hint="default"/>
+      </w:rPr>
+    </w:lvl>
+    <w:lvl w:ilvl="8" w:tplc="08100005" w:tentative="1">
+      <w:start w:val="1"/>
+      <w:numFmt w:val="bullet"/>
+      <w:lvlText w:val=""/>
+      <w:lvlJc w:val="left"/>
+      <w:pPr>
+        <w:ind w:left="6480" w:hanging="360"/>
+      </w:pPr>
+      <w:rPr>
+        <w:rFonts w:ascii="Wingdings" w:hAnsi="Wingdings" w:hint="default"/>
+      </w:rPr>
+    </w:lvl>
+  </w:abstractNum>
+  <w:abstractNum w:abstractNumId="3" w15:restartNumberingAfterBreak="0">
     <w:nsid w:val="716E5252"/>
     <w:multiLevelType w:val="hybridMultilevel"/>
     <w:tmpl w:val="A8BCC0B2"/>
@@ -594,7 +769,7 @@
       </w:rPr>
     </w:lvl>
   </w:abstractNum>
-  <w:abstractNum w:abstractNumId="3" w15:restartNumberingAfterBreak="0">
+  <w:abstractNum w:abstractNumId="4" w15:restartNumberingAfterBreak="0">
     <w:nsid w:val="79102060"/>
     <w:multiLevelType w:val="hybridMultilevel"/>
     <w:tmpl w:val="7870C630"/>
@@ -714,10 +889,13 @@
     <w:abstractNumId w:val="0"/>
   </w:num>
   <w:num w:numId="3">
-    <w:abstractNumId w:val="2"/>
+    <w:abstractNumId w:val="3"/>
   </w:num>
   <w:num w:numId="4">
-    <w:abstractNumId w:val="3"/>
+    <w:abstractNumId w:val="4"/>
+  </w:num>
+  <w:num w:numId="5">
+    <w:abstractNumId w:val="2"/>
   </w:num>
 </w:numbering>
 </file>
@@ -1512,7 +1690,7 @@
 </file>
 
 <file path=customXml/itemProps1.xml><?xml version="1.0" encoding="utf-8"?>
-<ds:datastoreItem xmlns:ds="http://schemas.openxmlformats.org/officeDocument/2006/customXml" ds:itemID="{FC5CBF32-7216-45EE-8B84-08B4852ED947}">
+<ds:datastoreItem xmlns:ds="http://schemas.openxmlformats.org/officeDocument/2006/customXml" ds:itemID="{38069105-8A72-43F4-AC2F-74E394F17717}">
   <ds:schemaRefs>
     <ds:schemaRef ds:uri="http://schemas.openxmlformats.org/officeDocument/2006/bibliography"/>
   </ds:schemaRefs>

--- a/6_Allegati/architettura.docx
+++ b/6_Allegati/architettura.docx
@@ -239,59 +239,6 @@
           <w:szCs w:val="20"/>
         </w:rPr>
         <w:t xml:space="preserve"> su …</w:t>
-      </w:r>
-    </w:p>
-    <w:p>
-      <w:pPr>
-        <w:spacing w:after="0"/>
-        <w:rPr>
-          <w:sz w:val="20"/>
-          <w:szCs w:val="20"/>
-        </w:rPr>
-      </w:pPr>
-      <w:r>
-        <w:rPr>
-          <w:sz w:val="20"/>
-          <w:szCs w:val="20"/>
-        </w:rPr>
-        <w:t xml:space="preserve">Il database </w:t>
-      </w:r>
-      <w:r>
-        <w:rPr>
-          <w:sz w:val="20"/>
-          <w:szCs w:val="20"/>
-        </w:rPr>
-        <w:t xml:space="preserve">sarà un servizio </w:t>
-      </w:r>
-      <w:proofErr w:type="spellStart"/>
-      <w:r>
-        <w:rPr>
-          <w:sz w:val="20"/>
-          <w:szCs w:val="20"/>
-        </w:rPr>
-        <w:t>sql</w:t>
-      </w:r>
-      <w:proofErr w:type="spellEnd"/>
-      <w:r>
-        <w:rPr>
-          <w:sz w:val="20"/>
-          <w:szCs w:val="20"/>
-        </w:rPr>
-        <w:t xml:space="preserve">, </w:t>
-      </w:r>
-      <w:r>
-        <w:rPr>
-          <w:sz w:val="20"/>
-          <w:szCs w:val="20"/>
-        </w:rPr>
-        <w:t>mentre il Web Server</w:t>
-      </w:r>
-      <w:r>
-        <w:rPr>
-          <w:sz w:val="20"/>
-          <w:szCs w:val="20"/>
-        </w:rPr>
-        <w:t xml:space="preserve"> sfrutterà una tecnologia </w:t>
       </w:r>
       <w:bookmarkStart w:id="0" w:name="_GoBack"/>
       <w:bookmarkEnd w:id="0"/>
@@ -1690,7 +1637,7 @@
 </file>
 
 <file path=customXml/itemProps1.xml><?xml version="1.0" encoding="utf-8"?>
-<ds:datastoreItem xmlns:ds="http://schemas.openxmlformats.org/officeDocument/2006/customXml" ds:itemID="{38069105-8A72-43F4-AC2F-74E394F17717}">
+<ds:datastoreItem xmlns:ds="http://schemas.openxmlformats.org/officeDocument/2006/customXml" ds:itemID="{E6720A7E-B89B-449A-9A99-4B880D848A05}">
   <ds:schemaRefs>
     <ds:schemaRef ds:uri="http://schemas.openxmlformats.org/officeDocument/2006/bibliography"/>
   </ds:schemaRefs>

--- a/6_Allegati/architettura.docx
+++ b/6_Allegati/architettura.docx
@@ -238,7 +238,21 @@
           <w:sz w:val="20"/>
           <w:szCs w:val="20"/>
         </w:rPr>
-        <w:t xml:space="preserve"> su …</w:t>
+        <w:t xml:space="preserve"> su</w:t>
+      </w:r>
+      <w:r>
+        <w:rPr>
+          <w:sz w:val="20"/>
+          <w:szCs w:val="20"/>
+        </w:rPr>
+        <w:t xml:space="preserve"> Web Hosting</w:t>
+      </w:r>
+      <w:r>
+        <w:rPr>
+          <w:sz w:val="20"/>
+          <w:szCs w:val="20"/>
+        </w:rPr>
+        <w:t>.</w:t>
       </w:r>
       <w:bookmarkStart w:id="0" w:name="_GoBack"/>
       <w:bookmarkEnd w:id="0"/>
@@ -1637,7 +1651,7 @@
 </file>
 
 <file path=customXml/itemProps1.xml><?xml version="1.0" encoding="utf-8"?>
-<ds:datastoreItem xmlns:ds="http://schemas.openxmlformats.org/officeDocument/2006/customXml" ds:itemID="{E6720A7E-B89B-449A-9A99-4B880D848A05}">
+<ds:datastoreItem xmlns:ds="http://schemas.openxmlformats.org/officeDocument/2006/customXml" ds:itemID="{460BB244-4A80-4158-A031-A40DD07A7F3E}">
   <ds:schemaRefs>
     <ds:schemaRef ds:uri="http://schemas.openxmlformats.org/officeDocument/2006/bibliography"/>
   </ds:schemaRefs>
